--- a/docs/pruebas/2026-10-22/informe/SISET_Respuestas_observaciones_y_pruebas.docx
+++ b/docs/pruebas/2026-10-22/informe/SISET_Respuestas_observaciones_y_pruebas.docx
@@ -29366,7 +29366,7 @@
                 <w:sz w:val="18"/>
                 <w:szCs w:val="18"/>
               </w:rPr>
-              <w:t xml:space="preserve">La interfaz avisa “sin conexión” y no pierde formularios; el trámite sigue en papel y se registra después</w:t>
+              <w:t xml:space="preserve">Sin internet el sistema no funciona (es un servidor central). La pantalla avisa “No se pudo conectar con el servidor” sin cerrar la sesión y se puede reintentar; mientras tanto el trámite sigue en papel y se registra al volver la conexión</w:t>
             </w:r>
           </w:p>
         </w:tc>
